--- a/New HSSE Management System 2026/06-Operations/01-000001-000000-DAN-HSE-MNR-000009__Jun_2026_REV01_Electrical_Safety.docx
+++ b/New HSSE Management System 2026/06-Operations/01-000001-000000-DAN-HSE-MNR-000009__Jun_2026_REV01_Electrical_Safety.docx
@@ -741,7 +741,7 @@
                 <w:color w:val="542A12"/>
                 <w:sz w:val="20"/>
               </w:rPr>
-              <w:t xml:space="preserve">Standards</w:t>
+              <w:t xml:space="preserve">1.0 General Requirements</w:t>
             </w:r>
           </w:hyperlink>
         </w:p>
@@ -758,7 +758,7 @@
                 <w:color w:val="542A12"/>
                 <w:sz w:val="20"/>
               </w:rPr>
-              <w:t xml:space="preserve">Tools and References</w:t>
+              <w:t xml:space="preserve">2.0 Temporary Electrical Installations</w:t>
             </w:r>
           </w:hyperlink>
         </w:p>
@@ -775,7 +775,7 @@
                 <w:color w:val="542A12"/>
                 <w:sz w:val="20"/>
               </w:rPr>
-              <w:t xml:space="preserve">1.0 General Requirements</w:t>
+              <w:t xml:space="preserve">3.0 Work Near Overhead Power Lines and Underground Cables</w:t>
             </w:r>
           </w:hyperlink>
         </w:p>
@@ -792,7 +792,7 @@
                 <w:color w:val="542A12"/>
                 <w:sz w:val="20"/>
               </w:rPr>
-              <w:t xml:space="preserve">2.0 Temporary Electrical Installations</w:t>
+              <w:t xml:space="preserve">4.0 Tools &amp; Equipment</w:t>
             </w:r>
           </w:hyperlink>
         </w:p>
@@ -809,7 +809,7 @@
                 <w:color w:val="542A12"/>
                 <w:sz w:val="20"/>
               </w:rPr>
-              <w:t xml:space="preserve">3.0 Work Near Overhead Power Lines and Underground Cables</w:t>
+              <w:t xml:space="preserve">Standards</w:t>
             </w:r>
           </w:hyperlink>
         </w:p>
@@ -826,7 +826,7 @@
                 <w:color w:val="542A12"/>
                 <w:sz w:val="20"/>
               </w:rPr>
-              <w:t xml:space="preserve">4.0 Tools &amp; Equipment</w:t>
+              <w:t xml:space="preserve">Tools and References</w:t>
             </w:r>
           </w:hyperlink>
         </w:p>
@@ -1319,200 +1319,9 @@
       </w:pPr>
       <w:bookmarkStart w:id="9003" w:name="_DanToc9003"/>
       <w:r>
-        <w:t xml:space="preserve">Standards</w:t>
+        <w:t xml:space="preserve">1.0 General Requirements</w:t>
       </w:r>
       <w:bookmarkEnd w:id="9003"/>
-    </w:p>
-    <w:p>
-      <w:pPr>
-        <w:pStyle w:val="ListParagraph"/>
-        <w:numPr>
-          <w:ilvl w:val="0"/>
-          <w:numId w:val="2"/>
-        </w:numPr>
-        <w:spacing w:after="60" w:line="268"/>
-        <w:jc w:val="both"/>
-      </w:pPr>
-      <w:r>
-        <w:rPr>
-          <w:rFonts w:ascii="Tahoma" w:cs="Tahoma" w:eastAsia="Tahoma" w:hAnsi="Tahoma"/>
-          <w:sz w:val="20"/>
-          <w:szCs w:val="20"/>
-        </w:rPr>
-        <w:t xml:space="preserve">DAN Construction HSE Management System Manual (01-000001-000000-DAN-HSE-MAN-000001) and management procedures.</w:t>
-      </w:r>
-    </w:p>
-    <w:p>
-      <w:pPr>
-        <w:pStyle w:val="ListParagraph"/>
-        <w:numPr>
-          <w:ilvl w:val="0"/>
-          <w:numId w:val="2"/>
-        </w:numPr>
-        <w:spacing w:after="60" w:line="268"/>
-        <w:jc w:val="both"/>
-      </w:pPr>
-      <w:r>
-        <w:rPr>
-          <w:rFonts w:ascii="Tahoma" w:cs="Tahoma" w:eastAsia="Tahoma" w:hAnsi="Tahoma"/>
-          <w:sz w:val="20"/>
-          <w:szCs w:val="20"/>
-        </w:rPr>
-        <w:t xml:space="preserve">Saudi Labour Law – Royal Decree No. M/51, 23 Sha’ban 1426 / 27 September 2005.</w:t>
-      </w:r>
-    </w:p>
-    <w:p>
-      <w:pPr>
-        <w:pStyle w:val="ListParagraph"/>
-        <w:numPr>
-          <w:ilvl w:val="0"/>
-          <w:numId w:val="2"/>
-        </w:numPr>
-        <w:spacing w:after="60" w:line="268"/>
-        <w:jc w:val="both"/>
-      </w:pPr>
-      <w:r>
-        <w:rPr>
-          <w:rFonts w:ascii="Tahoma" w:cs="Tahoma" w:eastAsia="Tahoma" w:hAnsi="Tahoma"/>
-          <w:sz w:val="20"/>
-          <w:szCs w:val="20"/>
-        </w:rPr>
-        <w:t xml:space="preserve">Technical regulations developed by the Saudi Arabian Standards Organization (SASO).</w:t>
-      </w:r>
-    </w:p>
-    <w:p>
-      <w:pPr>
-        <w:pStyle w:val="Heading1"/>
-      </w:pPr>
-      <w:bookmarkStart w:id="9004" w:name="_DanToc9004"/>
-      <w:r>
-        <w:t xml:space="preserve">Tools and References</w:t>
-      </w:r>
-      <w:bookmarkEnd w:id="9004"/>
-    </w:p>
-    <w:p>
-      <w:pPr>
-        <w:pStyle w:val="ListParagraph"/>
-        <w:numPr>
-          <w:ilvl w:val="0"/>
-          <w:numId w:val="2"/>
-        </w:numPr>
-        <w:spacing w:after="60" w:line="268"/>
-        <w:jc w:val="both"/>
-      </w:pPr>
-      <w:r>
-        <w:rPr>
-          <w:rFonts w:ascii="Tahoma" w:cs="Tahoma" w:eastAsia="Tahoma" w:hAnsi="Tahoma"/>
-          <w:sz w:val="20"/>
-          <w:szCs w:val="20"/>
-        </w:rPr>
-        <w:t xml:space="preserve">Inspection &amp; Maintenance Record</w:t>
-      </w:r>
-    </w:p>
-    <w:p>
-      <w:pPr>
-        <w:pStyle w:val="ListParagraph"/>
-        <w:numPr>
-          <w:ilvl w:val="0"/>
-          <w:numId w:val="2"/>
-        </w:numPr>
-        <w:spacing w:after="60" w:line="268"/>
-        <w:jc w:val="both"/>
-      </w:pPr>
-      <w:r>
-        <w:rPr>
-          <w:rFonts w:ascii="Tahoma" w:cs="Tahoma" w:eastAsia="Tahoma" w:hAnsi="Tahoma"/>
-          <w:sz w:val="20"/>
-          <w:szCs w:val="20"/>
-        </w:rPr>
-        <w:t xml:space="preserve">Manufacture Recommendations Guidelines</w:t>
-      </w:r>
-    </w:p>
-    <w:p>
-      <w:pPr>
-        <w:pStyle w:val="ListParagraph"/>
-        <w:numPr>
-          <w:ilvl w:val="0"/>
-          <w:numId w:val="2"/>
-        </w:numPr>
-        <w:spacing w:after="60" w:line="268"/>
-        <w:jc w:val="both"/>
-      </w:pPr>
-      <w:r>
-        <w:rPr>
-          <w:rFonts w:ascii="Tahoma" w:cs="Tahoma" w:eastAsia="Tahoma" w:hAnsi="Tahoma"/>
-          <w:sz w:val="20"/>
-          <w:szCs w:val="20"/>
-        </w:rPr>
-        <w:t xml:space="preserve">Temporary Electrical System Inspection Checklist</w:t>
-      </w:r>
-    </w:p>
-    <w:p>
-      <w:pPr>
-        <w:pStyle w:val="ListParagraph"/>
-        <w:numPr>
-          <w:ilvl w:val="0"/>
-          <w:numId w:val="2"/>
-        </w:numPr>
-        <w:spacing w:after="60" w:line="268"/>
-        <w:jc w:val="both"/>
-      </w:pPr>
-      <w:r>
-        <w:rPr>
-          <w:rFonts w:ascii="Tahoma" w:cs="Tahoma" w:eastAsia="Tahoma" w:hAnsi="Tahoma"/>
-          <w:sz w:val="20"/>
-          <w:szCs w:val="20"/>
-        </w:rPr>
-        <w:t xml:space="preserve">NFPA 70-E, Standard for Electrical Safety in the Workplace</w:t>
-      </w:r>
-    </w:p>
-    <w:p>
-      <w:pPr>
-        <w:pStyle w:val="ListParagraph"/>
-        <w:numPr>
-          <w:ilvl w:val="0"/>
-          <w:numId w:val="2"/>
-        </w:numPr>
-        <w:spacing w:after="60" w:line="268"/>
-        <w:jc w:val="both"/>
-      </w:pPr>
-      <w:r>
-        <w:rPr>
-          <w:rFonts w:ascii="Tahoma" w:cs="Tahoma" w:eastAsia="Tahoma" w:hAnsi="Tahoma"/>
-          <w:sz w:val="20"/>
-          <w:szCs w:val="20"/>
-        </w:rPr>
-        <w:t xml:space="preserve">OSHA 29 CFR 1910.331 through 1910.335, Electrical Safety-Related Work Practices</w:t>
-      </w:r>
-    </w:p>
-    <w:p>
-      <w:pPr>
-        <w:pStyle w:val="ListParagraph"/>
-        <w:numPr>
-          <w:ilvl w:val="0"/>
-          <w:numId w:val="2"/>
-        </w:numPr>
-        <w:spacing w:after="60" w:line="268"/>
-        <w:jc w:val="both"/>
-      </w:pPr>
-      <w:r>
-        <w:rPr>
-          <w:rFonts w:ascii="Tahoma" w:cs="Tahoma" w:eastAsia="Tahoma" w:hAnsi="Tahoma"/>
-          <w:sz w:val="20"/>
-          <w:szCs w:val="20"/>
-        </w:rPr>
-        <w:t xml:space="preserve">SASO Approved 3rd Party Inspection “As applicable”</w:t>
-      </w:r>
-    </w:p>
-    <w:p>
-      <w:pPr>
-        <w:pStyle w:val="Heading1"/>
-      </w:pPr>
-      <w:bookmarkStart w:id="9005" w:name="_DanToc9005"/>
-      <w:r>
-        <w:t xml:space="preserve">1.0 General Requirements</w:t>
-      </w:r>
-      <w:bookmarkEnd w:id="9005"/>
     </w:p>
     <w:p>
       <w:pPr>
@@ -1858,11 +1667,11 @@
       <w:pPr>
         <w:pStyle w:val="Heading1"/>
       </w:pPr>
-      <w:bookmarkStart w:id="9006" w:name="_DanToc9006"/>
+      <w:bookmarkStart w:id="9004" w:name="_DanToc9004"/>
       <w:r>
         <w:t xml:space="preserve">2.0 Temporary Electrical Installations</w:t>
       </w:r>
-      <w:bookmarkEnd w:id="9006"/>
+      <w:bookmarkEnd w:id="9004"/>
     </w:p>
     <w:p>
       <w:pPr>
@@ -1944,11 +1753,11 @@
       <w:pPr>
         <w:pStyle w:val="Heading1"/>
       </w:pPr>
-      <w:bookmarkStart w:id="9007" w:name="_DanToc9007"/>
+      <w:bookmarkStart w:id="9005" w:name="_DanToc9005"/>
       <w:r>
         <w:t xml:space="preserve">3.0 Work Near Overhead Power Lines and Underground Cables</w:t>
       </w:r>
-      <w:bookmarkEnd w:id="9007"/>
+      <w:bookmarkEnd w:id="9005"/>
     </w:p>
     <w:p>
       <w:pPr>
@@ -2002,9 +1811,484 @@
           <w:sz w:val="18"/>
           <w:szCs w:val="18"/>
         </w:rPr>
-        <w:t xml:space="preserve">Access below overhead power lines shall be restricted by barriers where the “goal posts” are located. When cranes or heavy equipment are used near energized overhead power lines, no part of the crane, boom, mast, gin poles, or machinery shall be permitted within the distance shown in the below table: Overhead Power Line Voltage Required Clearances for Equipment Operating Around Energized Overhead Power Lines Min kV Max kV ft M 0 50 10 3.1 50 200 15 4.6 200 350 20 6.1 350 500 25 7.6</w:t>
-      </w:r>
-    </w:p>
+        <w:t xml:space="preserve">Access below overhead power lines shall be restricted by barriers where the “goal posts” are located. When cranes or heavy equipment are used near energized overhead power lines, no part of the crane, boom, mast, gin poles, or machinery shall be permitted within the distance shown in the below table:</w:t>
+      </w:r>
+    </w:p>
+    <w:tbl>
+      <w:tblPr>
+        <w:tblW w:type="dxa" w:w="9360"/>
+        <w:tblBorders>
+          <w:top w:val="single" w:color="auto" w:sz="4"/>
+          <w:left w:val="single" w:color="auto" w:sz="4"/>
+          <w:bottom w:val="single" w:color="auto" w:sz="4"/>
+          <w:right w:val="single" w:color="auto" w:sz="4"/>
+          <w:insideH w:val="single" w:color="auto" w:sz="4"/>
+          <w:insideV w:val="single" w:color="auto" w:sz="4"/>
+        </w:tblBorders>
+      </w:tblPr>
+      <w:tblGrid>
+        <w:gridCol w:w="3120"/>
+        <w:gridCol w:w="3120"/>
+        <w:gridCol w:w="3120"/>
+      </w:tblGrid>
+      <w:tr>
+        <w:trPr>
+          <w:tblHeader/>
+        </w:trPr>
+        <w:tc>
+          <w:tcPr>
+            <w:tcW w:type="dxa" w:w="3120"/>
+            <w:tcBorders>
+              <w:top w:val="single" w:color="BFB3AA" w:sz="4"/>
+              <w:left w:val="single" w:color="BFB3AA" w:sz="4"/>
+              <w:bottom w:val="single" w:color="BFB3AA" w:sz="4"/>
+              <w:right w:val="single" w:color="BFB3AA" w:sz="4"/>
+            </w:tcBorders>
+            <w:shd w:fill="542A12" w:color="auto" w:val="clear"/>
+            <w:tcMar>
+              <w:top w:type="dxa" w:w="60"/>
+              <w:left w:type="dxa" w:w="120"/>
+              <w:bottom w:type="dxa" w:w="60"/>
+              <w:right w:type="dxa" w:w="120"/>
+            </w:tcMar>
+            <w:vAlign w:val="center"/>
+          </w:tcPr>
+          <w:p>
+            <w:r>
+              <w:rPr>
+                <w:rFonts w:ascii="Tahoma" w:cs="Tahoma" w:eastAsia="Tahoma" w:hAnsi="Tahoma"/>
+                <w:b/>
+                <w:bCs/>
+                <w:color w:val="FFFFFF"/>
+                <w:sz w:val="18"/>
+                <w:szCs w:val="18"/>
+              </w:rPr>
+              <w:t xml:space="preserve">O/H power-line voltage (kV)</w:t>
+            </w:r>
+          </w:p>
+        </w:tc>
+        <w:tc>
+          <w:tcPr>
+            <w:tcW w:type="dxa" w:w="3120"/>
+            <w:tcBorders>
+              <w:top w:val="single" w:color="BFB3AA" w:sz="4"/>
+              <w:left w:val="single" w:color="BFB3AA" w:sz="4"/>
+              <w:bottom w:val="single" w:color="BFB3AA" w:sz="4"/>
+              <w:right w:val="single" w:color="BFB3AA" w:sz="4"/>
+            </w:tcBorders>
+            <w:shd w:fill="542A12" w:color="auto" w:val="clear"/>
+            <w:tcMar>
+              <w:top w:type="dxa" w:w="60"/>
+              <w:left w:type="dxa" w:w="120"/>
+              <w:bottom w:type="dxa" w:w="60"/>
+              <w:right w:type="dxa" w:w="120"/>
+            </w:tcMar>
+            <w:vAlign w:val="center"/>
+          </w:tcPr>
+          <w:p>
+            <w:r>
+              <w:rPr>
+                <w:rFonts w:ascii="Tahoma" w:cs="Tahoma" w:eastAsia="Tahoma" w:hAnsi="Tahoma"/>
+                <w:b/>
+                <w:bCs/>
+                <w:color w:val="FFFFFF"/>
+                <w:sz w:val="18"/>
+                <w:szCs w:val="18"/>
+              </w:rPr>
+              <w:t xml:space="preserve">Required equipment clearance (ft)</w:t>
+            </w:r>
+          </w:p>
+        </w:tc>
+        <w:tc>
+          <w:tcPr>
+            <w:tcW w:type="dxa" w:w="3120"/>
+            <w:tcBorders>
+              <w:top w:val="single" w:color="BFB3AA" w:sz="4"/>
+              <w:left w:val="single" w:color="BFB3AA" w:sz="4"/>
+              <w:bottom w:val="single" w:color="BFB3AA" w:sz="4"/>
+              <w:right w:val="single" w:color="BFB3AA" w:sz="4"/>
+            </w:tcBorders>
+            <w:shd w:fill="542A12" w:color="auto" w:val="clear"/>
+            <w:tcMar>
+              <w:top w:type="dxa" w:w="60"/>
+              <w:left w:type="dxa" w:w="120"/>
+              <w:bottom w:type="dxa" w:w="60"/>
+              <w:right w:type="dxa" w:w="120"/>
+            </w:tcMar>
+            <w:vAlign w:val="center"/>
+          </w:tcPr>
+          <w:p>
+            <w:r>
+              <w:rPr>
+                <w:rFonts w:ascii="Tahoma" w:cs="Tahoma" w:eastAsia="Tahoma" w:hAnsi="Tahoma"/>
+                <w:b/>
+                <w:bCs/>
+                <w:color w:val="FFFFFF"/>
+                <w:sz w:val="18"/>
+                <w:szCs w:val="18"/>
+              </w:rPr>
+              <w:t xml:space="preserve">Required equipment clearance (m)</w:t>
+            </w:r>
+          </w:p>
+        </w:tc>
+      </w:tr>
+      <w:tr>
+        <w:tc>
+          <w:tcPr>
+            <w:tcW w:type="dxa" w:w="3120"/>
+            <w:tcBorders>
+              <w:top w:val="single" w:color="BFB3AA" w:sz="4"/>
+              <w:left w:val="single" w:color="BFB3AA" w:sz="4"/>
+              <w:bottom w:val="single" w:color="BFB3AA" w:sz="4"/>
+              <w:right w:val="single" w:color="BFB3AA" w:sz="4"/>
+            </w:tcBorders>
+            <w:tcMar>
+              <w:top w:type="dxa" w:w="60"/>
+              <w:left w:type="dxa" w:w="120"/>
+              <w:bottom w:type="dxa" w:w="60"/>
+              <w:right w:type="dxa" w:w="120"/>
+            </w:tcMar>
+            <w:vAlign w:val="center"/>
+          </w:tcPr>
+          <w:p>
+            <w:r>
+              <w:rPr>
+                <w:rFonts w:ascii="Tahoma" w:cs="Tahoma" w:eastAsia="Tahoma" w:hAnsi="Tahoma"/>
+                <w:color w:val="222222"/>
+                <w:sz w:val="18"/>
+                <w:szCs w:val="18"/>
+              </w:rPr>
+              <w:t xml:space="preserve">0 – 50</w:t>
+            </w:r>
+          </w:p>
+        </w:tc>
+        <w:tc>
+          <w:tcPr>
+            <w:tcW w:type="dxa" w:w="3120"/>
+            <w:tcBorders>
+              <w:top w:val="single" w:color="BFB3AA" w:sz="4"/>
+              <w:left w:val="single" w:color="BFB3AA" w:sz="4"/>
+              <w:bottom w:val="single" w:color="BFB3AA" w:sz="4"/>
+              <w:right w:val="single" w:color="BFB3AA" w:sz="4"/>
+            </w:tcBorders>
+            <w:tcMar>
+              <w:top w:type="dxa" w:w="60"/>
+              <w:left w:type="dxa" w:w="120"/>
+              <w:bottom w:type="dxa" w:w="60"/>
+              <w:right w:type="dxa" w:w="120"/>
+            </w:tcMar>
+            <w:vAlign w:val="center"/>
+          </w:tcPr>
+          <w:p>
+            <w:r>
+              <w:rPr>
+                <w:rFonts w:ascii="Tahoma" w:cs="Tahoma" w:eastAsia="Tahoma" w:hAnsi="Tahoma"/>
+                <w:color w:val="222222"/>
+                <w:sz w:val="18"/>
+                <w:szCs w:val="18"/>
+              </w:rPr>
+              <w:t xml:space="preserve">10</w:t>
+            </w:r>
+          </w:p>
+        </w:tc>
+        <w:tc>
+          <w:tcPr>
+            <w:tcW w:type="dxa" w:w="3120"/>
+            <w:tcBorders>
+              <w:top w:val="single" w:color="BFB3AA" w:sz="4"/>
+              <w:left w:val="single" w:color="BFB3AA" w:sz="4"/>
+              <w:bottom w:val="single" w:color="BFB3AA" w:sz="4"/>
+              <w:right w:val="single" w:color="BFB3AA" w:sz="4"/>
+            </w:tcBorders>
+            <w:tcMar>
+              <w:top w:type="dxa" w:w="60"/>
+              <w:left w:type="dxa" w:w="120"/>
+              <w:bottom w:type="dxa" w:w="60"/>
+              <w:right w:type="dxa" w:w="120"/>
+            </w:tcMar>
+            <w:vAlign w:val="center"/>
+          </w:tcPr>
+          <w:p>
+            <w:r>
+              <w:rPr>
+                <w:rFonts w:ascii="Tahoma" w:cs="Tahoma" w:eastAsia="Tahoma" w:hAnsi="Tahoma"/>
+                <w:color w:val="222222"/>
+                <w:sz w:val="18"/>
+                <w:szCs w:val="18"/>
+              </w:rPr>
+              <w:t xml:space="preserve">3.1</w:t>
+            </w:r>
+          </w:p>
+        </w:tc>
+      </w:tr>
+      <w:tr>
+        <w:tc>
+          <w:tcPr>
+            <w:tcW w:type="dxa" w:w="3120"/>
+            <w:tcBorders>
+              <w:top w:val="single" w:color="BFB3AA" w:sz="4"/>
+              <w:left w:val="single" w:color="BFB3AA" w:sz="4"/>
+              <w:bottom w:val="single" w:color="BFB3AA" w:sz="4"/>
+              <w:right w:val="single" w:color="BFB3AA" w:sz="4"/>
+            </w:tcBorders>
+            <w:tcMar>
+              <w:top w:type="dxa" w:w="60"/>
+              <w:left w:type="dxa" w:w="120"/>
+              <w:bottom w:type="dxa" w:w="60"/>
+              <w:right w:type="dxa" w:w="120"/>
+            </w:tcMar>
+            <w:vAlign w:val="center"/>
+          </w:tcPr>
+          <w:p>
+            <w:r>
+              <w:rPr>
+                <w:rFonts w:ascii="Tahoma" w:cs="Tahoma" w:eastAsia="Tahoma" w:hAnsi="Tahoma"/>
+                <w:color w:val="222222"/>
+                <w:sz w:val="18"/>
+                <w:szCs w:val="18"/>
+              </w:rPr>
+              <w:t xml:space="preserve">50 – 200</w:t>
+            </w:r>
+          </w:p>
+        </w:tc>
+        <w:tc>
+          <w:tcPr>
+            <w:tcW w:type="dxa" w:w="3120"/>
+            <w:tcBorders>
+              <w:top w:val="single" w:color="BFB3AA" w:sz="4"/>
+              <w:left w:val="single" w:color="BFB3AA" w:sz="4"/>
+              <w:bottom w:val="single" w:color="BFB3AA" w:sz="4"/>
+              <w:right w:val="single" w:color="BFB3AA" w:sz="4"/>
+            </w:tcBorders>
+            <w:tcMar>
+              <w:top w:type="dxa" w:w="60"/>
+              <w:left w:type="dxa" w:w="120"/>
+              <w:bottom w:type="dxa" w:w="60"/>
+              <w:right w:type="dxa" w:w="120"/>
+            </w:tcMar>
+            <w:vAlign w:val="center"/>
+          </w:tcPr>
+          <w:p>
+            <w:r>
+              <w:rPr>
+                <w:rFonts w:ascii="Tahoma" w:cs="Tahoma" w:eastAsia="Tahoma" w:hAnsi="Tahoma"/>
+                <w:color w:val="222222"/>
+                <w:sz w:val="18"/>
+                <w:szCs w:val="18"/>
+              </w:rPr>
+              <w:t xml:space="preserve">15</w:t>
+            </w:r>
+          </w:p>
+        </w:tc>
+        <w:tc>
+          <w:tcPr>
+            <w:tcW w:type="dxa" w:w="3120"/>
+            <w:tcBorders>
+              <w:top w:val="single" w:color="BFB3AA" w:sz="4"/>
+              <w:left w:val="single" w:color="BFB3AA" w:sz="4"/>
+              <w:bottom w:val="single" w:color="BFB3AA" w:sz="4"/>
+              <w:right w:val="single" w:color="BFB3AA" w:sz="4"/>
+            </w:tcBorders>
+            <w:tcMar>
+              <w:top w:type="dxa" w:w="60"/>
+              <w:left w:type="dxa" w:w="120"/>
+              <w:bottom w:type="dxa" w:w="60"/>
+              <w:right w:type="dxa" w:w="120"/>
+            </w:tcMar>
+            <w:vAlign w:val="center"/>
+          </w:tcPr>
+          <w:p>
+            <w:r>
+              <w:rPr>
+                <w:rFonts w:ascii="Tahoma" w:cs="Tahoma" w:eastAsia="Tahoma" w:hAnsi="Tahoma"/>
+                <w:color w:val="222222"/>
+                <w:sz w:val="18"/>
+                <w:szCs w:val="18"/>
+              </w:rPr>
+              <w:t xml:space="preserve">4.6</w:t>
+            </w:r>
+          </w:p>
+        </w:tc>
+      </w:tr>
+      <w:tr>
+        <w:tc>
+          <w:tcPr>
+            <w:tcW w:type="dxa" w:w="3120"/>
+            <w:tcBorders>
+              <w:top w:val="single" w:color="BFB3AA" w:sz="4"/>
+              <w:left w:val="single" w:color="BFB3AA" w:sz="4"/>
+              <w:bottom w:val="single" w:color="BFB3AA" w:sz="4"/>
+              <w:right w:val="single" w:color="BFB3AA" w:sz="4"/>
+            </w:tcBorders>
+            <w:tcMar>
+              <w:top w:type="dxa" w:w="60"/>
+              <w:left w:type="dxa" w:w="120"/>
+              <w:bottom w:type="dxa" w:w="60"/>
+              <w:right w:type="dxa" w:w="120"/>
+            </w:tcMar>
+            <w:vAlign w:val="center"/>
+          </w:tcPr>
+          <w:p>
+            <w:r>
+              <w:rPr>
+                <w:rFonts w:ascii="Tahoma" w:cs="Tahoma" w:eastAsia="Tahoma" w:hAnsi="Tahoma"/>
+                <w:color w:val="222222"/>
+                <w:sz w:val="18"/>
+                <w:szCs w:val="18"/>
+              </w:rPr>
+              <w:t xml:space="preserve">200 – 350</w:t>
+            </w:r>
+          </w:p>
+        </w:tc>
+        <w:tc>
+          <w:tcPr>
+            <w:tcW w:type="dxa" w:w="3120"/>
+            <w:tcBorders>
+              <w:top w:val="single" w:color="BFB3AA" w:sz="4"/>
+              <w:left w:val="single" w:color="BFB3AA" w:sz="4"/>
+              <w:bottom w:val="single" w:color="BFB3AA" w:sz="4"/>
+              <w:right w:val="single" w:color="BFB3AA" w:sz="4"/>
+            </w:tcBorders>
+            <w:tcMar>
+              <w:top w:type="dxa" w:w="60"/>
+              <w:left w:type="dxa" w:w="120"/>
+              <w:bottom w:type="dxa" w:w="60"/>
+              <w:right w:type="dxa" w:w="120"/>
+            </w:tcMar>
+            <w:vAlign w:val="center"/>
+          </w:tcPr>
+          <w:p>
+            <w:r>
+              <w:rPr>
+                <w:rFonts w:ascii="Tahoma" w:cs="Tahoma" w:eastAsia="Tahoma" w:hAnsi="Tahoma"/>
+                <w:color w:val="222222"/>
+                <w:sz w:val="18"/>
+                <w:szCs w:val="18"/>
+              </w:rPr>
+              <w:t xml:space="preserve">20</w:t>
+            </w:r>
+          </w:p>
+        </w:tc>
+        <w:tc>
+          <w:tcPr>
+            <w:tcW w:type="dxa" w:w="3120"/>
+            <w:tcBorders>
+              <w:top w:val="single" w:color="BFB3AA" w:sz="4"/>
+              <w:left w:val="single" w:color="BFB3AA" w:sz="4"/>
+              <w:bottom w:val="single" w:color="BFB3AA" w:sz="4"/>
+              <w:right w:val="single" w:color="BFB3AA" w:sz="4"/>
+            </w:tcBorders>
+            <w:tcMar>
+              <w:top w:type="dxa" w:w="60"/>
+              <w:left w:type="dxa" w:w="120"/>
+              <w:bottom w:type="dxa" w:w="60"/>
+              <w:right w:type="dxa" w:w="120"/>
+            </w:tcMar>
+            <w:vAlign w:val="center"/>
+          </w:tcPr>
+          <w:p>
+            <w:r>
+              <w:rPr>
+                <w:rFonts w:ascii="Tahoma" w:cs="Tahoma" w:eastAsia="Tahoma" w:hAnsi="Tahoma"/>
+                <w:color w:val="222222"/>
+                <w:sz w:val="18"/>
+                <w:szCs w:val="18"/>
+              </w:rPr>
+              <w:t xml:space="preserve">6.1</w:t>
+            </w:r>
+          </w:p>
+        </w:tc>
+      </w:tr>
+      <w:tr>
+        <w:tc>
+          <w:tcPr>
+            <w:tcW w:type="dxa" w:w="3120"/>
+            <w:tcBorders>
+              <w:top w:val="single" w:color="BFB3AA" w:sz="4"/>
+              <w:left w:val="single" w:color="BFB3AA" w:sz="4"/>
+              <w:bottom w:val="single" w:color="BFB3AA" w:sz="4"/>
+              <w:right w:val="single" w:color="BFB3AA" w:sz="4"/>
+            </w:tcBorders>
+            <w:tcMar>
+              <w:top w:type="dxa" w:w="60"/>
+              <w:left w:type="dxa" w:w="120"/>
+              <w:bottom w:type="dxa" w:w="60"/>
+              <w:right w:type="dxa" w:w="120"/>
+            </w:tcMar>
+            <w:vAlign w:val="center"/>
+          </w:tcPr>
+          <w:p>
+            <w:r>
+              <w:rPr>
+                <w:rFonts w:ascii="Tahoma" w:cs="Tahoma" w:eastAsia="Tahoma" w:hAnsi="Tahoma"/>
+                <w:color w:val="222222"/>
+                <w:sz w:val="18"/>
+                <w:szCs w:val="18"/>
+              </w:rPr>
+              <w:t xml:space="preserve">350 – 500</w:t>
+            </w:r>
+          </w:p>
+        </w:tc>
+        <w:tc>
+          <w:tcPr>
+            <w:tcW w:type="dxa" w:w="3120"/>
+            <w:tcBorders>
+              <w:top w:val="single" w:color="BFB3AA" w:sz="4"/>
+              <w:left w:val="single" w:color="BFB3AA" w:sz="4"/>
+              <w:bottom w:val="single" w:color="BFB3AA" w:sz="4"/>
+              <w:right w:val="single" w:color="BFB3AA" w:sz="4"/>
+            </w:tcBorders>
+            <w:tcMar>
+              <w:top w:type="dxa" w:w="60"/>
+              <w:left w:type="dxa" w:w="120"/>
+              <w:bottom w:type="dxa" w:w="60"/>
+              <w:right w:type="dxa" w:w="120"/>
+            </w:tcMar>
+            <w:vAlign w:val="center"/>
+          </w:tcPr>
+          <w:p>
+            <w:r>
+              <w:rPr>
+                <w:rFonts w:ascii="Tahoma" w:cs="Tahoma" w:eastAsia="Tahoma" w:hAnsi="Tahoma"/>
+                <w:color w:val="222222"/>
+                <w:sz w:val="18"/>
+                <w:szCs w:val="18"/>
+              </w:rPr>
+              <w:t xml:space="preserve">25</w:t>
+            </w:r>
+          </w:p>
+        </w:tc>
+        <w:tc>
+          <w:tcPr>
+            <w:tcW w:type="dxa" w:w="3120"/>
+            <w:tcBorders>
+              <w:top w:val="single" w:color="BFB3AA" w:sz="4"/>
+              <w:left w:val="single" w:color="BFB3AA" w:sz="4"/>
+              <w:bottom w:val="single" w:color="BFB3AA" w:sz="4"/>
+              <w:right w:val="single" w:color="BFB3AA" w:sz="4"/>
+            </w:tcBorders>
+            <w:tcMar>
+              <w:top w:type="dxa" w:w="60"/>
+              <w:left w:type="dxa" w:w="120"/>
+              <w:bottom w:type="dxa" w:w="60"/>
+              <w:right w:type="dxa" w:w="120"/>
+            </w:tcMar>
+            <w:vAlign w:val="center"/>
+          </w:tcPr>
+          <w:p>
+            <w:r>
+              <w:rPr>
+                <w:rFonts w:ascii="Tahoma" w:cs="Tahoma" w:eastAsia="Tahoma" w:hAnsi="Tahoma"/>
+                <w:color w:val="222222"/>
+                <w:sz w:val="18"/>
+                <w:szCs w:val="18"/>
+              </w:rPr>
+              <w:t xml:space="preserve">7.6</w:t>
+            </w:r>
+          </w:p>
+        </w:tc>
+      </w:tr>
+    </w:tbl>
     <w:p>
       <w:pPr>
         <w:pStyle w:val="ListParagraph"/>
@@ -2046,11 +2330,11 @@
       <w:pPr>
         <w:pStyle w:val="Heading1"/>
       </w:pPr>
-      <w:bookmarkStart w:id="9008" w:name="_DanToc9008"/>
+      <w:bookmarkStart w:id="9006" w:name="_DanToc9006"/>
       <w:r>
         <w:t xml:space="preserve">4.0 Tools &amp; Equipment</w:t>
       </w:r>
-      <w:bookmarkEnd w:id="9008"/>
+      <w:bookmarkEnd w:id="9006"/>
     </w:p>
     <w:p>
       <w:pPr>
@@ -2384,6 +2668,197 @@
           <w:szCs w:val="20"/>
         </w:rPr>
         <w:t xml:space="preserve">Electrical tools and equipment will have a clear identifiable label to confirm the date of the most recent test and inspection [Colour Coding]</w:t>
+      </w:r>
+    </w:p>
+    <w:p>
+      <w:pPr>
+        <w:pStyle w:val="Heading1"/>
+      </w:pPr>
+      <w:bookmarkStart w:id="9007" w:name="_DanToc9007"/>
+      <w:r>
+        <w:t xml:space="preserve">Standards</w:t>
+      </w:r>
+      <w:bookmarkEnd w:id="9007"/>
+    </w:p>
+    <w:p>
+      <w:pPr>
+        <w:pStyle w:val="ListParagraph"/>
+        <w:numPr>
+          <w:ilvl w:val="0"/>
+          <w:numId w:val="2"/>
+        </w:numPr>
+        <w:spacing w:after="60" w:line="268"/>
+        <w:jc w:val="both"/>
+      </w:pPr>
+      <w:r>
+        <w:rPr>
+          <w:rFonts w:ascii="Tahoma" w:cs="Tahoma" w:eastAsia="Tahoma" w:hAnsi="Tahoma"/>
+          <w:sz w:val="20"/>
+          <w:szCs w:val="20"/>
+        </w:rPr>
+        <w:t xml:space="preserve">DAN Construction HSE Management System Manual (01-000001-000000-DAN-HSE-MAN-000001) and management procedures.</w:t>
+      </w:r>
+    </w:p>
+    <w:p>
+      <w:pPr>
+        <w:pStyle w:val="ListParagraph"/>
+        <w:numPr>
+          <w:ilvl w:val="0"/>
+          <w:numId w:val="2"/>
+        </w:numPr>
+        <w:spacing w:after="60" w:line="268"/>
+        <w:jc w:val="both"/>
+      </w:pPr>
+      <w:r>
+        <w:rPr>
+          <w:rFonts w:ascii="Tahoma" w:cs="Tahoma" w:eastAsia="Tahoma" w:hAnsi="Tahoma"/>
+          <w:sz w:val="20"/>
+          <w:szCs w:val="20"/>
+        </w:rPr>
+        <w:t xml:space="preserve">Saudi Labour Law – Royal Decree No. M/51, 23 Sha’ban 1426 / 27 September 2005.</w:t>
+      </w:r>
+    </w:p>
+    <w:p>
+      <w:pPr>
+        <w:pStyle w:val="ListParagraph"/>
+        <w:numPr>
+          <w:ilvl w:val="0"/>
+          <w:numId w:val="2"/>
+        </w:numPr>
+        <w:spacing w:after="60" w:line="268"/>
+        <w:jc w:val="both"/>
+      </w:pPr>
+      <w:r>
+        <w:rPr>
+          <w:rFonts w:ascii="Tahoma" w:cs="Tahoma" w:eastAsia="Tahoma" w:hAnsi="Tahoma"/>
+          <w:sz w:val="20"/>
+          <w:szCs w:val="20"/>
+        </w:rPr>
+        <w:t xml:space="preserve">Technical regulations developed by the Saudi Arabian Standards Organization (SASO).</w:t>
+      </w:r>
+    </w:p>
+    <w:p>
+      <w:pPr>
+        <w:pStyle w:val="Heading1"/>
+      </w:pPr>
+      <w:bookmarkStart w:id="9008" w:name="_DanToc9008"/>
+      <w:r>
+        <w:t xml:space="preserve">Tools and References</w:t>
+      </w:r>
+      <w:bookmarkEnd w:id="9008"/>
+    </w:p>
+    <w:p>
+      <w:pPr>
+        <w:pStyle w:val="ListParagraph"/>
+        <w:numPr>
+          <w:ilvl w:val="0"/>
+          <w:numId w:val="2"/>
+        </w:numPr>
+        <w:spacing w:after="60" w:line="268"/>
+        <w:jc w:val="both"/>
+      </w:pPr>
+      <w:r>
+        <w:rPr>
+          <w:rFonts w:ascii="Tahoma" w:cs="Tahoma" w:eastAsia="Tahoma" w:hAnsi="Tahoma"/>
+          <w:sz w:val="20"/>
+          <w:szCs w:val="20"/>
+        </w:rPr>
+        <w:t xml:space="preserve">Inspection &amp; Maintenance Record</w:t>
+      </w:r>
+    </w:p>
+    <w:p>
+      <w:pPr>
+        <w:pStyle w:val="ListParagraph"/>
+        <w:numPr>
+          <w:ilvl w:val="0"/>
+          <w:numId w:val="2"/>
+        </w:numPr>
+        <w:spacing w:after="60" w:line="268"/>
+        <w:jc w:val="both"/>
+      </w:pPr>
+      <w:r>
+        <w:rPr>
+          <w:rFonts w:ascii="Tahoma" w:cs="Tahoma" w:eastAsia="Tahoma" w:hAnsi="Tahoma"/>
+          <w:sz w:val="20"/>
+          <w:szCs w:val="20"/>
+        </w:rPr>
+        <w:t xml:space="preserve">Manufacture Recommendations Guidelines</w:t>
+      </w:r>
+    </w:p>
+    <w:p>
+      <w:pPr>
+        <w:pStyle w:val="ListParagraph"/>
+        <w:numPr>
+          <w:ilvl w:val="0"/>
+          <w:numId w:val="2"/>
+        </w:numPr>
+        <w:spacing w:after="60" w:line="268"/>
+        <w:jc w:val="both"/>
+      </w:pPr>
+      <w:r>
+        <w:rPr>
+          <w:rFonts w:ascii="Tahoma" w:cs="Tahoma" w:eastAsia="Tahoma" w:hAnsi="Tahoma"/>
+          <w:sz w:val="20"/>
+          <w:szCs w:val="20"/>
+        </w:rPr>
+        <w:t xml:space="preserve">Temporary Electrical System Inspection Checklist</w:t>
+      </w:r>
+    </w:p>
+    <w:p>
+      <w:pPr>
+        <w:pStyle w:val="ListParagraph"/>
+        <w:numPr>
+          <w:ilvl w:val="0"/>
+          <w:numId w:val="2"/>
+        </w:numPr>
+        <w:spacing w:after="60" w:line="268"/>
+        <w:jc w:val="both"/>
+      </w:pPr>
+      <w:r>
+        <w:rPr>
+          <w:rFonts w:ascii="Tahoma" w:cs="Tahoma" w:eastAsia="Tahoma" w:hAnsi="Tahoma"/>
+          <w:sz w:val="20"/>
+          <w:szCs w:val="20"/>
+        </w:rPr>
+        <w:t xml:space="preserve">NFPA 70-E, Standard for Electrical Safety in the Workplace</w:t>
+      </w:r>
+    </w:p>
+    <w:p>
+      <w:pPr>
+        <w:pStyle w:val="ListParagraph"/>
+        <w:numPr>
+          <w:ilvl w:val="0"/>
+          <w:numId w:val="2"/>
+        </w:numPr>
+        <w:spacing w:after="60" w:line="268"/>
+        <w:jc w:val="both"/>
+      </w:pPr>
+      <w:r>
+        <w:rPr>
+          <w:rFonts w:ascii="Tahoma" w:cs="Tahoma" w:eastAsia="Tahoma" w:hAnsi="Tahoma"/>
+          <w:sz w:val="20"/>
+          <w:szCs w:val="20"/>
+        </w:rPr>
+        <w:t xml:space="preserve">OSHA 29 CFR 1910.331 through 1910.335, Electrical Safety-Related Work Practices</w:t>
+      </w:r>
+    </w:p>
+    <w:p>
+      <w:pPr>
+        <w:pStyle w:val="ListParagraph"/>
+        <w:numPr>
+          <w:ilvl w:val="0"/>
+          <w:numId w:val="2"/>
+        </w:numPr>
+        <w:spacing w:after="60" w:line="268"/>
+        <w:jc w:val="both"/>
+      </w:pPr>
+      <w:r>
+        <w:rPr>
+          <w:rFonts w:ascii="Tahoma" w:cs="Tahoma" w:eastAsia="Tahoma" w:hAnsi="Tahoma"/>
+          <w:sz w:val="20"/>
+          <w:szCs w:val="20"/>
+        </w:rPr>
+        <w:t xml:space="preserve">SASO Approved 3rd Party Inspection “As applicable”</w:t>
       </w:r>
     </w:p>
     <w:p>
@@ -2737,7 +3212,7 @@
         <w:sz w:val="14"/>
         <w:szCs w:val="14"/>
       </w:rPr>
-      <w:t xml:space="preserve">DAN HSE — Minimum Requirement</w:t>
+      <w:t xml:space="preserve">HSE Minimum Requirement — Electrical Safety</w:t>
     </w:r>
     <w:r>
       <w:rPr>
